--- a/Modelos/AG/FDMS/declaracao_coord_FDMS.docx
+++ b/Modelos/AG/FDMS/declaracao_coord_FDMS.docx
@@ -11,8 +11,6 @@
           <w:szCs w:val="24"/>
         </w:rPr>
       </w:pPr>
-      <w:bookmarkStart w:id="0" w:name="_GoBack"/>
-      <w:bookmarkEnd w:id="0"/>
       <w:r>
         <w:rPr>
           <w:rFonts w:ascii="Times New Roman" w:hAnsi="Times New Roman"/>
@@ -235,7 +233,23 @@
           <w:rFonts w:ascii="Times New Roman" w:hAnsi="Times New Roman"/>
           <w:sz w:val="20"/>
         </w:rPr>
-        <w:t>{{ titulo_projeto }}</w:t>
+        <w:t xml:space="preserve">{{ </w:t>
+      </w:r>
+      <w:proofErr w:type="spellStart"/>
+      <w:r>
+        <w:rPr>
+          <w:rFonts w:ascii="Times New Roman" w:hAnsi="Times New Roman"/>
+          <w:sz w:val="20"/>
+        </w:rPr>
+        <w:t>titulo_projeto</w:t>
+      </w:r>
+      <w:proofErr w:type="spellEnd"/>
+      <w:r>
+        <w:rPr>
+          <w:rFonts w:ascii="Times New Roman" w:hAnsi="Times New Roman"/>
+          <w:sz w:val="20"/>
+        </w:rPr>
+        <w:t xml:space="preserve"> }}</w:t>
       </w:r>
       <w:r>
         <w:rPr>
@@ -249,7 +263,23 @@
           <w:rFonts w:ascii="Times New Roman" w:hAnsi="Times New Roman"/>
           <w:sz w:val="20"/>
         </w:rPr>
-        <w:t>{{ n_projeto }}</w:t>
+        <w:t xml:space="preserve">{{ </w:t>
+      </w:r>
+      <w:proofErr w:type="spellStart"/>
+      <w:r>
+        <w:rPr>
+          <w:rFonts w:ascii="Times New Roman" w:hAnsi="Times New Roman"/>
+          <w:sz w:val="20"/>
+        </w:rPr>
+        <w:t>n_projeto</w:t>
+      </w:r>
+      <w:proofErr w:type="spellEnd"/>
+      <w:r>
+        <w:rPr>
+          <w:rFonts w:ascii="Times New Roman" w:hAnsi="Times New Roman"/>
+          <w:sz w:val="20"/>
+        </w:rPr>
+        <w:t xml:space="preserve"> }}</w:t>
       </w:r>
     </w:p>
     <w:p>
@@ -1401,7 +1431,25 @@
           <w:sz w:val="18"/>
           <w:szCs w:val="18"/>
         </w:rPr>
-        <w:t>I - divulgar ou fazer uso de informação privilegiada, em proveito próprio ou de terceiro, obtida em razão das atividades exercidas;</w:t>
+        <w:t xml:space="preserve">I - divulgar ou fazer uso de informação privilegiada, em proveito próprio ou de </w:t>
+      </w:r>
+      <w:proofErr w:type="spellStart"/>
+      <w:r>
+        <w:rPr>
+          <w:position w:val="-1"/>
+          <w:sz w:val="18"/>
+          <w:szCs w:val="18"/>
+        </w:rPr>
+        <w:t>terceiro</w:t>
+      </w:r>
+      <w:proofErr w:type="spellEnd"/>
+      <w:r>
+        <w:rPr>
+          <w:position w:val="-1"/>
+          <w:sz w:val="18"/>
+          <w:szCs w:val="18"/>
+        </w:rPr>
+        <w:t>, obtida em razão das atividades exercidas;</w:t>
       </w:r>
     </w:p>
     <w:p>
@@ -1728,40 +1776,6 @@
           <w:rFonts w:ascii="Times New Roman" w:hAnsi="Times New Roman"/>
           <w:sz w:val="20"/>
         </w:rPr>
-      </w:pPr>
-      <w:r>
-        <w:rPr>
-          <w:rFonts w:ascii="Times New Roman" w:hAnsi="Times New Roman"/>
-          <w:sz w:val="20"/>
-        </w:rPr>
-        <w:t xml:space="preserve">Santa Maria, </w:t>
-      </w:r>
-      <w:r>
-        <w:rPr>
-          <w:rFonts w:ascii="Times New Roman" w:hAnsi="Times New Roman"/>
-          <w:sz w:val="20"/>
-        </w:rPr>
-        <w:t>{{ data_atual }}</w:t>
-      </w:r>
-      <w:r>
-        <w:rPr>
-          <w:rFonts w:ascii="Times New Roman" w:hAnsi="Times New Roman"/>
-          <w:sz w:val="20"/>
-        </w:rPr>
-        <w:t>.</w:t>
-      </w:r>
-    </w:p>
-    <w:p>
-      <w:pPr>
-        <w:pStyle w:val="Recuodecorpodetexto2"/>
-        <w:tabs>
-          <w:tab w:val="clear" w:pos="0"/>
-        </w:tabs>
-        <w:spacing w:before="0"/>
-        <w:rPr>
-          <w:rFonts w:ascii="Times New Roman" w:hAnsi="Times New Roman"/>
-          <w:sz w:val="20"/>
-        </w:rPr>
         <w:sectPr>
           <w:headerReference w:type="default" r:id="rId6"/>
           <w:footerReference w:type="default" r:id="rId7"/>
@@ -1774,19 +1788,54 @@
           <w:docGrid w:linePitch="212"/>
         </w:sectPr>
       </w:pPr>
-    </w:p>
-    <w:p>
-      <w:pPr>
-        <w:pStyle w:val="Recuodecorpodetexto2"/>
-        <w:tabs>
-          <w:tab w:val="clear" w:pos="0"/>
-        </w:tabs>
-        <w:spacing w:before="0"/>
-        <w:rPr>
-          <w:rFonts w:ascii="Times New Roman" w:hAnsi="Times New Roman"/>
-          <w:sz w:val="20"/>
-        </w:rPr>
-      </w:pPr>
+      <w:r>
+        <w:rPr>
+          <w:rFonts w:ascii="Times New Roman" w:hAnsi="Times New Roman"/>
+          <w:sz w:val="20"/>
+        </w:rPr>
+        <w:t xml:space="preserve">Santa Maria, </w:t>
+      </w:r>
+      <w:proofErr w:type="gramStart"/>
+      <w:r>
+        <w:rPr>
+          <w:rFonts w:ascii="Times New Roman" w:hAnsi="Times New Roman"/>
+          <w:sz w:val="20"/>
+        </w:rPr>
+        <w:t xml:space="preserve">{{ </w:t>
+      </w:r>
+      <w:proofErr w:type="spellStart"/>
+      <w:r>
+        <w:rPr>
+          <w:rFonts w:ascii="Times New Roman" w:hAnsi="Times New Roman"/>
+          <w:sz w:val="20"/>
+        </w:rPr>
+        <w:t>data</w:t>
+      </w:r>
+      <w:proofErr w:type="gramEnd"/>
+      <w:r>
+        <w:rPr>
+          <w:rFonts w:ascii="Times New Roman" w:hAnsi="Times New Roman"/>
+          <w:sz w:val="20"/>
+        </w:rPr>
+        <w:t>_atual</w:t>
+      </w:r>
+      <w:proofErr w:type="spellEnd"/>
+      <w:r>
+        <w:rPr>
+          <w:rFonts w:ascii="Times New Roman" w:hAnsi="Times New Roman"/>
+          <w:sz w:val="20"/>
+        </w:rPr>
+        <w:t xml:space="preserve"> }}</w:t>
+      </w:r>
+      <w:r>
+        <w:rPr>
+          <w:rFonts w:ascii="Times New Roman" w:hAnsi="Times New Roman"/>
+          <w:sz w:val="20"/>
+        </w:rPr>
+        <w:t>.</w:t>
+      </w:r>
+      <w:bookmarkStart w:id="0" w:name="_GoBack"/>
+      <w:bookmarkEnd w:id="0"/>
     </w:p>
     <w:p>
       <w:pPr>
@@ -1802,33 +1851,52 @@
       </w:pPr>
     </w:p>
     <w:p>
-      <w:pPr>
-        <w:jc w:val="both"/>
-      </w:pPr>
+      <w:r>
+        <w:t xml:space="preserve">                                                                                                                                  </w:t>
+      </w:r>
+      <w:r>
+        <w:t>_______________________________</w:t>
+      </w:r>
     </w:p>
     <w:p>
       <w:pPr>
         <w:jc w:val="right"/>
       </w:pPr>
       <w:r>
-        <w:t>_______________________________</w:t>
-      </w:r>
-    </w:p>
-    <w:p>
-      <w:pPr>
-        <w:jc w:val="right"/>
-      </w:pPr>
-      <w:r>
         <w:t>Coordenador do Projeto</w:t>
       </w:r>
-    </w:p>
-    <w:p>
-      <w:pPr>
-        <w:jc w:val="right"/>
-      </w:pPr>
-      <w:r>
-        <w:lastRenderedPageBreak/>
-        <w:t>{{ nome_coord }}   {{ siape_coord }}</w:t>
+      <w:r>
+        <w:br/>
+      </w:r>
+      <w:proofErr w:type="gramStart"/>
+      <w:r>
+        <w:t xml:space="preserve">{{ </w:t>
+      </w:r>
+      <w:proofErr w:type="spellStart"/>
+      <w:r>
+        <w:t>nome</w:t>
+      </w:r>
+      <w:proofErr w:type="gramEnd"/>
+      <w:r>
+        <w:t>_coord</w:t>
+      </w:r>
+      <w:proofErr w:type="spellEnd"/>
+      <w:r>
+        <w:t xml:space="preserve"> }}</w:t>
+      </w:r>
+      <w:r>
+        <w:t xml:space="preserve">, </w:t>
+      </w:r>
+      <w:r>
+        <w:t xml:space="preserve">{{ </w:t>
+      </w:r>
+      <w:proofErr w:type="spellStart"/>
+      <w:r>
+        <w:t>siape_coord</w:t>
+      </w:r>
+      <w:proofErr w:type="spellEnd"/>
+      <w:r>
+        <w:t xml:space="preserve"> }}</w:t>
       </w:r>
     </w:p>
     <w:sectPr>
@@ -2696,7 +2764,6 @@
     <w:uiPriority w:val="99"/>
     <w:semiHidden/>
     <w:unhideWhenUsed/>
-    <w:qFormat/>
     <w:tblPr>
       <w:tblInd w:w="0" w:type="dxa"/>
       <w:tblCellMar>

--- a/Modelos/AG/FDMS/declaracao_coord_FDMS.docx
+++ b/Modelos/AG/FDMS/declaracao_coord_FDMS.docx
@@ -1834,8 +1834,6 @@
         </w:rPr>
         <w:t>.</w:t>
       </w:r>
-      <w:bookmarkStart w:id="0" w:name="_GoBack"/>
-      <w:bookmarkEnd w:id="0"/>
     </w:p>
     <w:p>
       <w:pPr>
@@ -1868,24 +1866,27 @@
       <w:r>
         <w:br/>
       </w:r>
-      <w:proofErr w:type="gramStart"/>
+      <w:r>
+        <w:t xml:space="preserve">NOME: </w:t>
+      </w:r>
       <w:r>
         <w:t xml:space="preserve">{{ </w:t>
       </w:r>
       <w:proofErr w:type="spellStart"/>
       <w:r>
-        <w:t>nome</w:t>
-      </w:r>
-      <w:proofErr w:type="gramEnd"/>
-      <w:r>
-        <w:t>_coord</w:t>
+        <w:t>nome_coord</w:t>
       </w:r>
       <w:proofErr w:type="spellEnd"/>
       <w:r>
         <w:t xml:space="preserve"> }}</w:t>
       </w:r>
       <w:r>
-        <w:t xml:space="preserve">, </w:t>
+        <w:t xml:space="preserve">  SIAPE:</w:t>
+      </w:r>
+      <w:bookmarkStart w:id="0" w:name="_GoBack"/>
+      <w:bookmarkEnd w:id="0"/>
+      <w:r>
+        <w:t xml:space="preserve"> </w:t>
       </w:r>
       <w:r>
         <w:t xml:space="preserve">{{ </w:t>

--- a/Modelos/AG/FDMS/declaracao_coord_FDMS.docx
+++ b/Modelos/AG/FDMS/declaracao_coord_FDMS.docx
@@ -190,8 +190,10 @@
           <w:rFonts w:ascii="Times New Roman" w:hAnsi="Times New Roman"/>
           <w:sz w:val="20"/>
         </w:rPr>
-        <w:t>contrato</w:t>
-      </w:r>
+        <w:t>Contrato Global</w:t>
+      </w:r>
+      <w:bookmarkStart w:id="0" w:name="_GoBack"/>
+      <w:bookmarkEnd w:id="0"/>
       <w:r>
         <w:rPr>
           <w:rFonts w:ascii="Times New Roman" w:hAnsi="Times New Roman"/>
@@ -1867,7 +1869,7 @@
         <w:br/>
       </w:r>
       <w:r>
-        <w:t xml:space="preserve">NOME: </w:t>
+        <w:t xml:space="preserve"> </w:t>
       </w:r>
       <w:r>
         <w:t xml:space="preserve">{{ </w:t>
@@ -1883,8 +1885,6 @@
       <w:r>
         <w:t xml:space="preserve">  SIAPE:</w:t>
       </w:r>
-      <w:bookmarkStart w:id="0" w:name="_GoBack"/>
-      <w:bookmarkEnd w:id="0"/>
       <w:r>
         <w:t xml:space="preserve"> </w:t>
       </w:r>

--- a/Modelos/AG/FDMS/declaracao_coord_FDMS.docx
+++ b/Modelos/AG/FDMS/declaracao_coord_FDMS.docx
@@ -190,17 +190,10 @@
           <w:rFonts w:ascii="Times New Roman" w:hAnsi="Times New Roman"/>
           <w:sz w:val="20"/>
         </w:rPr>
-        <w:t>Contrato Global</w:t>
+        <w:t xml:space="preserve">Contrato </w:t>
       </w:r>
       <w:bookmarkStart w:id="0" w:name="_GoBack"/>
       <w:bookmarkEnd w:id="0"/>
-      <w:r>
-        <w:rPr>
-          <w:rFonts w:ascii="Times New Roman" w:hAnsi="Times New Roman"/>
-          <w:sz w:val="20"/>
-        </w:rPr>
-        <w:t xml:space="preserve"> </w:t>
-      </w:r>
       <w:r>
         <w:rPr>
           <w:rFonts w:ascii="Times New Roman" w:hAnsi="Times New Roman"/>
